--- a/episodes/The_Dark_Rise_Episode_24.docx
+++ b/episodes/The_Dark_Rise_Episode_24.docx
@@ -259,7 +259,7 @@
           <w:sz w:val="24"/>
           <w:szCs w:val="24"/>
         </w:rPr>
-        <w:t xml:space="preserve">A hundred miles south, in the delta neither Nduka nor Ikwuano had ever set foot in themselves, the entity beneath the ak-pu roots had no awareness at all that its name, or the absence of one, had just been spoken for the first time inside a room within sight of the throne of Ijendu.</w:t>
+        <w:t xml:space="preserve">A hundred miles south, in the delta neither Nduka nor Ikwuano had ever set foot in themselves, the entity beneath the iroko roots had no awareness at all that its name, or the absence of one, had just been spoken for the first time inside a room within sight of the throne of Ijendu.</w:t>
       </w:r>
     </w:p>
     <w:p>

--- a/episodes/The_Dark_Rise_Episode_24.docx
+++ b/episodes/The_Dark_Rise_Episode_24.docx
@@ -126,20 +126,7 @@
     </w:p>
     <w:p>
       <w:pPr>
-        <w:spacing w:after="0" w:line="360"/>
-      </w:pPr>
-      <w:r>
-        <w:rPr>
-          <w:rFonts w:ascii="Georgia" w:hAnsi="Georgia" w:cs="Georgia"/>
-          <w:sz w:val="24"/>
-          <w:szCs w:val="24"/>
-        </w:rPr>
-        <w:t xml:space="preserve"/>
-      </w:r>
-    </w:p>
-    <w:p>
-      <w:pPr>
-        <w:spacing w:after="60" w:line="360"/>
+        <w:spacing w:after="60" w:line="360" w:before="480"/>
         <w:ind w:firstLine="360"/>
       </w:pPr>
       <w:r>
@@ -237,20 +224,7 @@
     </w:p>
     <w:p>
       <w:pPr>
-        <w:spacing w:after="0" w:line="360"/>
-      </w:pPr>
-      <w:r>
-        <w:rPr>
-          <w:rFonts w:ascii="Georgia" w:hAnsi="Georgia" w:cs="Georgia"/>
-          <w:sz w:val="24"/>
-          <w:szCs w:val="24"/>
-        </w:rPr>
-        <w:t xml:space="preserve"/>
-      </w:r>
-    </w:p>
-    <w:p>
-      <w:pPr>
-        <w:spacing w:after="60" w:line="360"/>
+        <w:spacing w:after="60" w:line="360" w:before="480"/>
         <w:ind w:firstLine="360"/>
       </w:pPr>
       <w:r>
@@ -306,15 +280,16 @@
     </w:p>
     <w:p>
       <w:pPr>
-        <w:spacing w:after="0" w:line="360"/>
-      </w:pPr>
-      <w:r>
-        <w:rPr>
-          <w:rFonts w:ascii="Georgia" w:hAnsi="Georgia" w:cs="Georgia"/>
-          <w:sz w:val="24"/>
-          <w:szCs w:val="24"/>
-        </w:rPr>
-        <w:t xml:space="preserve"/>
+        <w:spacing w:after="60" w:line="360" w:before="480"/>
+        <w:ind w:firstLine="360"/>
+      </w:pPr>
+      <w:r>
+        <w:rPr>
+          <w:rFonts w:ascii="Georgia" w:hAnsi="Georgia" w:cs="Georgia"/>
+          <w:sz w:val="24"/>
+          <w:szCs w:val="24"/>
+        </w:rPr>
+        <w:t xml:space="preserve">In Oso, the cold voice weighed the distant stirring.</w:t>
       </w:r>
     </w:p>
     <w:p>
@@ -330,25 +305,12 @@
           <w:bCs/>
           <w:caps/>
         </w:rPr>
-        <w:t xml:space="preserve">EXTERNAL AWARENESS: NONE. RISK ASSESSMENT: NEGLIGIBLE, DISTANT HUMAN AUTHORITY MOVES SLOWLY.</w:t>
-      </w:r>
-    </w:p>
-    <w:p>
-      <w:pPr>
-        <w:spacing w:after="0" w:line="360"/>
-      </w:pPr>
-      <w:r>
-        <w:rPr>
-          <w:rFonts w:ascii="Georgia" w:hAnsi="Georgia" w:cs="Georgia"/>
-          <w:sz w:val="24"/>
-          <w:szCs w:val="24"/>
-        </w:rPr>
-        <w:t xml:space="preserve"/>
-      </w:r>
-    </w:p>
-    <w:p>
-      <w:pPr>
-        <w:spacing w:after="60" w:line="360"/>
+        <w:t xml:space="preserve">External awareness: none. Risk assessment: negligible, distant human authority moves slowly.</w:t>
+      </w:r>
+    </w:p>
+    <w:p>
+      <w:pPr>
+        <w:spacing w:after="60" w:line="360" w:before="480"/>
         <w:ind w:firstLine="360"/>
       </w:pPr>
       <w:r>
@@ -418,20 +380,7 @@
     </w:p>
     <w:p>
       <w:pPr>
-        <w:spacing w:after="0" w:line="360"/>
-      </w:pPr>
-      <w:r>
-        <w:rPr>
-          <w:rFonts w:ascii="Georgia" w:hAnsi="Georgia" w:cs="Georgia"/>
-          <w:sz w:val="24"/>
-          <w:szCs w:val="24"/>
-        </w:rPr>
-        <w:t xml:space="preserve"/>
-      </w:r>
-    </w:p>
-    <w:p>
-      <w:pPr>
-        <w:spacing w:after="60" w:line="360"/>
+        <w:spacing w:after="60" w:line="360" w:before="480"/>
         <w:ind w:firstLine="360"/>
       </w:pPr>
       <w:r>
@@ -497,19 +446,6 @@
           <w:szCs w:val="24"/>
         </w:rPr>
         <w:t xml:space="preserve">Ikwuano bowed and withdrew, carrying the scroll back to the quiet room where it would wait, patiently, for a second sign the way every other small strange thing the kingdom sent him waited, never once suspecting that the second sign was already closer than either of them believed possible, gathering itself even now beneath a forest neither man had ever heard named.</w:t>
-      </w:r>
-    </w:p>
-    <w:p>
-      <w:pPr>
-        <w:spacing w:after="0" w:line="360"/>
-      </w:pPr>
-      <w:r>
-        <w:rPr>
-          <w:rFonts w:ascii="Georgia" w:hAnsi="Georgia" w:cs="Georgia"/>
-          <w:sz w:val="24"/>
-          <w:szCs w:val="24"/>
-        </w:rPr>
-        <w:t xml:space="preserve"/>
       </w:r>
     </w:p>
     <w:sectPr>
